--- a/Calendario2025/Laboratorios/Laboratorio3/3_ConfigureNAT_estatico_dinamico.docx
+++ b/Calendario2025/Laboratorios/Laboratorio3/3_ConfigureNAT_estatico_dinamico.docx
@@ -1,6 +1,6 @@
 
 <file path=word/document.xml><?xml version="1.0" encoding="utf-8"?>
-<w:document xmlns:wpc="http://schemas.microsoft.com/office/word/2010/wordprocessingCanvas" xmlns:cx="http://schemas.microsoft.com/office/drawing/2014/chartex" xmlns:cx1="http://schemas.microsoft.com/office/drawing/2015/9/8/chartex" xmlns:cx2="http://schemas.microsoft.com/office/drawing/2015/10/21/chartex" xmlns:cx3="http://schemas.microsoft.com/office/drawing/2016/5/9/chartex" xmlns:cx4="http://schemas.microsoft.com/office/drawing/2016/5/10/chartex" xmlns:cx5="http://schemas.microsoft.com/office/drawing/2016/5/11/chartex" xmlns:cx6="http://schemas.microsoft.com/office/drawing/2016/5/12/chartex" xmlns:cx7="http://schemas.microsoft.com/office/drawing/2016/5/13/chartex" xmlns:cx8="http://schemas.microsoft.com/office/drawing/2016/5/14/chartex" xmlns:mc="http://schemas.openxmlformats.org/markup-compatibility/2006" xmlns:aink="http://schemas.microsoft.com/office/drawing/2016/ink" xmlns:am3d="http://schemas.microsoft.com/office/drawing/2017/model3d" xmlns:o="urn:schemas-microsoft-com:office:office" xmlns:oel="http://schemas.microsoft.com/office/2019/extlst" xmlns:r="http://schemas.openxmlformats.org/officeDocument/2006/relationships" xmlns:m="http://schemas.openxmlformats.org/officeDocument/2006/math" xmlns:v="urn:schemas-microsoft-com:vml" xmlns:wp14="http://schemas.microsoft.com/office/word/2010/wordprocessingDrawing" xmlns:wp="http://schemas.openxmlformats.org/drawingml/2006/wordprocessingDrawing" xmlns:w10="urn:schemas-microsoft-com:office:word" xmlns:w="http://schemas.openxmlformats.org/wordprocessingml/2006/main" xmlns:w14="http://schemas.microsoft.com/office/word/2010/wordml" xmlns:w15="http://schemas.microsoft.com/office/word/2012/wordml" xmlns:w16cex="http://schemas.microsoft.com/office/word/2018/wordml/cex" xmlns:w16cid="http://schemas.microsoft.com/office/word/2016/wordml/cid" xmlns:w16="http://schemas.microsoft.com/office/word/2018/wordml" xmlns:w16sdtdh="http://schemas.microsoft.com/office/word/2020/wordml/sdtdatahash" xmlns:w16se="http://schemas.microsoft.com/office/word/2015/wordml/symex" xmlns:wpg="http://schemas.microsoft.com/office/word/2010/wordprocessingGroup" xmlns:wpi="http://schemas.microsoft.com/office/word/2010/wordprocessingInk" xmlns:wne="http://schemas.microsoft.com/office/word/2006/wordml" xmlns:wps="http://schemas.microsoft.com/office/word/2010/wordprocessingShape" mc:Ignorable="w14 w15 w16se w16cid w16 w16cex w16sdtdh wp14">
+<w:document xmlns:wpc="http://schemas.microsoft.com/office/word/2010/wordprocessingCanvas" xmlns:cx="http://schemas.microsoft.com/office/drawing/2014/chartex" xmlns:cx1="http://schemas.microsoft.com/office/drawing/2015/9/8/chartex" xmlns:cx2="http://schemas.microsoft.com/office/drawing/2015/10/21/chartex" xmlns:cx3="http://schemas.microsoft.com/office/drawing/2016/5/9/chartex" xmlns:cx4="http://schemas.microsoft.com/office/drawing/2016/5/10/chartex" xmlns:cx5="http://schemas.microsoft.com/office/drawing/2016/5/11/chartex" xmlns:cx6="http://schemas.microsoft.com/office/drawing/2016/5/12/chartex" xmlns:cx7="http://schemas.microsoft.com/office/drawing/2016/5/13/chartex" xmlns:cx8="http://schemas.microsoft.com/office/drawing/2016/5/14/chartex" xmlns:mc="http://schemas.openxmlformats.org/markup-compatibility/2006" xmlns:aink="http://schemas.microsoft.com/office/drawing/2016/ink" xmlns:am3d="http://schemas.microsoft.com/office/drawing/2017/model3d" xmlns:o="urn:schemas-microsoft-com:office:office" xmlns:oel="http://schemas.microsoft.com/office/2019/extlst" xmlns:r="http://schemas.openxmlformats.org/officeDocument/2006/relationships" xmlns:m="http://schemas.openxmlformats.org/officeDocument/2006/math" xmlns:v="urn:schemas-microsoft-com:vml" xmlns:wp14="http://schemas.microsoft.com/office/word/2010/wordprocessingDrawing" xmlns:wp="http://schemas.openxmlformats.org/drawingml/2006/wordprocessingDrawing" xmlns:w10="urn:schemas-microsoft-com:office:word" xmlns:w="http://schemas.openxmlformats.org/wordprocessingml/2006/main" xmlns:w14="http://schemas.microsoft.com/office/word/2010/wordml" xmlns:w15="http://schemas.microsoft.com/office/word/2012/wordml" xmlns:w16cex="http://schemas.microsoft.com/office/word/2018/wordml/cex" xmlns:w16cid="http://schemas.microsoft.com/office/word/2016/wordml/cid" xmlns:w16="http://schemas.microsoft.com/office/word/2018/wordml" xmlns:w16du="http://schemas.microsoft.com/office/word/2023/wordml/word16du" xmlns:w16sdtdh="http://schemas.microsoft.com/office/word/2020/wordml/sdtdatahash" xmlns:w16sdtfl="http://schemas.microsoft.com/office/word/2024/wordml/sdtformatlock" xmlns:w16se="http://schemas.microsoft.com/office/word/2015/wordml/symex" xmlns:wpg="http://schemas.microsoft.com/office/word/2010/wordprocessingGroup" xmlns:wpi="http://schemas.microsoft.com/office/word/2010/wordprocessingInk" xmlns:wne="http://schemas.microsoft.com/office/word/2006/wordml" xmlns:wps="http://schemas.microsoft.com/office/word/2010/wordprocessingShape" mc:Ignorable="w14 w15 w16se w16cid w16 w16cex w16sdtdh w16sdtfl w16du wp14">
   <w:body>
     <w:p>
       <w:pPr>
@@ -29,10 +29,10 @@
       </w:pPr>
       <w:r>
         <w:drawing>
-          <wp:inline distT="0" distB="0" distL="0" distR="0" wp14:anchorId="215C2420" wp14:editId="0CB1D6DA">
-            <wp:extent cx="6400800" cy="3230245"/>
-            <wp:effectExtent l="0" t="0" r="0" b="8255"/>
-            <wp:docPr id="127567718" name="Picture 1" descr="A computer screen shot of a diagram&#10;&#10;Description automatically generated"/>
+          <wp:inline distT="0" distB="0" distL="0" distR="0" wp14:anchorId="2233E3C0" wp14:editId="6E101E1F">
+            <wp:extent cx="6400800" cy="2913380"/>
+            <wp:effectExtent l="0" t="0" r="0" b="1270"/>
+            <wp:docPr id="299659458" name="Picture 1" descr="A diagram of a computer&#10;&#10;AI-generated content may be incorrect."/>
             <wp:cNvGraphicFramePr>
               <a:graphicFrameLocks xmlns:a="http://schemas.openxmlformats.org/drawingml/2006/main" noChangeAspect="1"/>
             </wp:cNvGraphicFramePr>
@@ -40,7 +40,7 @@
               <a:graphicData uri="http://schemas.openxmlformats.org/drawingml/2006/picture">
                 <pic:pic xmlns:pic="http://schemas.openxmlformats.org/drawingml/2006/picture">
                   <pic:nvPicPr>
-                    <pic:cNvPr id="127567718" name="Picture 1" descr="A computer screen shot of a diagram&#10;&#10;Description automatically generated"/>
+                    <pic:cNvPr id="299659458" name="Picture 1" descr="A diagram of a computer&#10;&#10;AI-generated content may be incorrect."/>
                     <pic:cNvPicPr/>
                   </pic:nvPicPr>
                   <pic:blipFill>
@@ -52,7 +52,7 @@
                   <pic:spPr>
                     <a:xfrm>
                       <a:off x="0" y="0"/>
-                      <a:ext cx="6400800" cy="3230245"/>
+                      <a:ext cx="6400800" cy="2913380"/>
                     </a:xfrm>
                     <a:prstGeom prst="rect">
                       <a:avLst/>
@@ -798,8 +798,11 @@
         <w:jc w:val="both"/>
       </w:pPr>
       <w:r>
+        <w:t xml:space="preserve">En esta práctica de laboratorio, un ISP asignó a una empresa el espacio de direcciones IP públicas 209.165.200.224/27. Esto proporciona 30 direcciones IP públicas a la empresa. Las direcciones </w:t>
+      </w:r>
+      <w:r>
         <w:lastRenderedPageBreak/>
-        <w:t xml:space="preserve">En esta práctica de laboratorio, un ISP asignó a una empresa el espacio de direcciones IP públicas 209.165.200.224/27. Esto proporciona 30 direcciones IP públicas a la empresa. Las direcciones 209.165.200.225 a 209.165.200.241 son para la asignación estática, y las direcciones 209.165.200.242 a 209.165.200.254 son para la asignación dinámica. Del ISP al </w:t>
+        <w:t xml:space="preserve">209.165.200.225 a 209.165.200.241 son para la asignación estática, y las direcciones 209.165.200.242 a 209.165.200.254 son para la asignación dinámica. Del ISP al </w:t>
       </w:r>
       <w:proofErr w:type="spellStart"/>
       <w:r>
@@ -1513,7 +1516,6 @@
         <w:jc w:val="both"/>
       </w:pPr>
       <w:r>
-        <w:lastRenderedPageBreak/>
         <w:t>Muestre las tablas de r</w:t>
       </w:r>
       <w:r>
@@ -1555,6 +1557,7 @@
         <w:jc w:val="both"/>
       </w:pPr>
       <w:r>
+        <w:lastRenderedPageBreak/>
         <w:t>Configuración y verificación de la NAT estátic</w:t>
       </w:r>
       <w:r>
@@ -1808,18 +1811,20 @@
         <w:rPr>
           <w:lang w:val="en-US"/>
         </w:rPr>
-        <w:t>Gateway(config-</w:t>
-      </w:r>
-      <w:proofErr w:type="gramStart"/>
-      <w:r>
-        <w:rPr>
-          <w:lang w:val="en-US"/>
-        </w:rPr>
-        <w:t>if)#</w:t>
-      </w:r>
-      <w:proofErr w:type="gramEnd"/>
-      <w:r>
-        <w:rPr>
+        <w:t xml:space="preserve">Gateway(config-if)# </w:t>
+      </w:r>
+      <w:proofErr w:type="spellStart"/>
+      <w:r>
+        <w:rPr>
+          <w:b/>
+          <w:lang w:val="en-US"/>
+        </w:rPr>
+        <w:t>ip</w:t>
+      </w:r>
+      <w:proofErr w:type="spellEnd"/>
+      <w:r>
+        <w:rPr>
+          <w:b/>
           <w:lang w:val="en-US"/>
         </w:rPr>
         <w:t xml:space="preserve"> </w:t>
@@ -1830,22 +1835,6 @@
           <w:b/>
           <w:lang w:val="en-US"/>
         </w:rPr>
-        <w:t>ip</w:t>
-      </w:r>
-      <w:proofErr w:type="spellEnd"/>
-      <w:r>
-        <w:rPr>
-          <w:b/>
-          <w:lang w:val="en-US"/>
-        </w:rPr>
-        <w:t xml:space="preserve"> </w:t>
-      </w:r>
-      <w:proofErr w:type="spellStart"/>
-      <w:r>
-        <w:rPr>
-          <w:b/>
-          <w:lang w:val="en-US"/>
-        </w:rPr>
         <w:t>nat</w:t>
       </w:r>
       <w:proofErr w:type="spellEnd"/>
@@ -1869,21 +1858,7 @@
         <w:rPr>
           <w:lang w:val="en-US"/>
         </w:rPr>
-        <w:t>Gateway(config-</w:t>
-      </w:r>
-      <w:proofErr w:type="gramStart"/>
-      <w:r>
-        <w:rPr>
-          <w:lang w:val="en-US"/>
-        </w:rPr>
-        <w:t>if)#</w:t>
-      </w:r>
-      <w:proofErr w:type="gramEnd"/>
-      <w:r>
-        <w:rPr>
-          <w:lang w:val="en-US"/>
-        </w:rPr>
-        <w:t xml:space="preserve"> </w:t>
+        <w:t xml:space="preserve">Gateway(config-if)# </w:t>
       </w:r>
       <w:r>
         <w:rPr>
@@ -1911,21 +1886,7 @@
         <w:rPr>
           <w:lang w:val="en-US"/>
         </w:rPr>
-        <w:t>Gateway(config-</w:t>
-      </w:r>
-      <w:proofErr w:type="gramStart"/>
-      <w:r>
-        <w:rPr>
-          <w:lang w:val="en-US"/>
-        </w:rPr>
-        <w:t>if)#</w:t>
-      </w:r>
-      <w:proofErr w:type="gramEnd"/>
-      <w:r>
-        <w:rPr>
-          <w:lang w:val="en-US"/>
-        </w:rPr>
-        <w:t xml:space="preserve"> </w:t>
+        <w:t xml:space="preserve">Gateway(config-if)# </w:t>
       </w:r>
       <w:proofErr w:type="spellStart"/>
       <w:r>
@@ -1985,19 +1946,11 @@
       <w:r>
         <w:t xml:space="preserve">Muestre la tabla de NAT estática mediante la emisión del comando </w:t>
       </w:r>
-      <w:proofErr w:type="gramStart"/>
-      <w:r>
-        <w:rPr>
-          <w:b/>
-        </w:rPr>
-        <w:t>show</w:t>
-      </w:r>
-      <w:proofErr w:type="gramEnd"/>
-      <w:r>
-        <w:rPr>
-          <w:b/>
-        </w:rPr>
-        <w:t xml:space="preserve"> </w:t>
+      <w:r>
+        <w:rPr>
+          <w:b/>
+        </w:rPr>
+        <w:t xml:space="preserve">show </w:t>
       </w:r>
       <w:proofErr w:type="spellStart"/>
       <w:r>
@@ -2392,7 +2345,6 @@
         <w:pStyle w:val="SubStepAlpha"/>
       </w:pPr>
       <w:r>
-        <w:lastRenderedPageBreak/>
         <w:t xml:space="preserve">En el </w:t>
       </w:r>
       <w:proofErr w:type="spellStart"/>
@@ -2417,21 +2369,12 @@
         </w:rPr>
         <w:t xml:space="preserve">Gateway# </w:t>
       </w:r>
-      <w:proofErr w:type="gramStart"/>
       <w:r>
         <w:rPr>
           <w:b/>
           <w:lang w:val="es-MX"/>
         </w:rPr>
-        <w:t>show</w:t>
-      </w:r>
-      <w:proofErr w:type="gramEnd"/>
-      <w:r>
-        <w:rPr>
-          <w:b/>
-          <w:lang w:val="es-MX"/>
-        </w:rPr>
-        <w:t xml:space="preserve"> </w:t>
+        <w:t xml:space="preserve">show </w:t>
       </w:r>
       <w:proofErr w:type="spellStart"/>
       <w:r>
@@ -2481,6 +2424,7 @@
         <w:jc w:val="both"/>
       </w:pPr>
       <w:r>
+        <w:lastRenderedPageBreak/>
         <w:t xml:space="preserve">Observe que la dirección local externa y la dirección global externa son iguales. Esta dirección es la dirección de origen de red remota del ISP. Para que el ping del </w:t>
       </w:r>
       <w:r>
@@ -3115,7 +3059,7 @@
 </file>
 
 <file path=word/endnotes.xml><?xml version="1.0" encoding="utf-8"?>
-<w:endnotes xmlns:wpc="http://schemas.microsoft.com/office/word/2010/wordprocessingCanvas" xmlns:cx="http://schemas.microsoft.com/office/drawing/2014/chartex" xmlns:cx1="http://schemas.microsoft.com/office/drawing/2015/9/8/chartex" xmlns:cx2="http://schemas.microsoft.com/office/drawing/2015/10/21/chartex" xmlns:cx3="http://schemas.microsoft.com/office/drawing/2016/5/9/chartex" xmlns:cx4="http://schemas.microsoft.com/office/drawing/2016/5/10/chartex" xmlns:cx5="http://schemas.microsoft.com/office/drawing/2016/5/11/chartex" xmlns:cx6="http://schemas.microsoft.com/office/drawing/2016/5/12/chartex" xmlns:cx7="http://schemas.microsoft.com/office/drawing/2016/5/13/chartex" xmlns:cx8="http://schemas.microsoft.com/office/drawing/2016/5/14/chartex" xmlns:mc="http://schemas.openxmlformats.org/markup-compatibility/2006" xmlns:aink="http://schemas.microsoft.com/office/drawing/2016/ink" xmlns:am3d="http://schemas.microsoft.com/office/drawing/2017/model3d" xmlns:o="urn:schemas-microsoft-com:office:office" xmlns:oel="http://schemas.microsoft.com/office/2019/extlst" xmlns:r="http://schemas.openxmlformats.org/officeDocument/2006/relationships" xmlns:m="http://schemas.openxmlformats.org/officeDocument/2006/math" xmlns:v="urn:schemas-microsoft-com:vml" xmlns:wp14="http://schemas.microsoft.com/office/word/2010/wordprocessingDrawing" xmlns:wp="http://schemas.openxmlformats.org/drawingml/2006/wordprocessingDrawing" xmlns:w10="urn:schemas-microsoft-com:office:word" xmlns:w="http://schemas.openxmlformats.org/wordprocessingml/2006/main" xmlns:w14="http://schemas.microsoft.com/office/word/2010/wordml" xmlns:w15="http://schemas.microsoft.com/office/word/2012/wordml" xmlns:w16cex="http://schemas.microsoft.com/office/word/2018/wordml/cex" xmlns:w16cid="http://schemas.microsoft.com/office/word/2016/wordml/cid" xmlns:w16="http://schemas.microsoft.com/office/word/2018/wordml" xmlns:w16sdtdh="http://schemas.microsoft.com/office/word/2020/wordml/sdtdatahash" xmlns:w16se="http://schemas.microsoft.com/office/word/2015/wordml/symex" xmlns:wpg="http://schemas.microsoft.com/office/word/2010/wordprocessingGroup" xmlns:wpi="http://schemas.microsoft.com/office/word/2010/wordprocessingInk" xmlns:wne="http://schemas.microsoft.com/office/word/2006/wordml" xmlns:wps="http://schemas.microsoft.com/office/word/2010/wordprocessingShape" mc:Ignorable="w14 w15 w16se w16cid w16 w16cex w16sdtdh wp14">
+<w:endnotes xmlns:wpc="http://schemas.microsoft.com/office/word/2010/wordprocessingCanvas" xmlns:cx="http://schemas.microsoft.com/office/drawing/2014/chartex" xmlns:cx1="http://schemas.microsoft.com/office/drawing/2015/9/8/chartex" xmlns:cx2="http://schemas.microsoft.com/office/drawing/2015/10/21/chartex" xmlns:cx3="http://schemas.microsoft.com/office/drawing/2016/5/9/chartex" xmlns:cx4="http://schemas.microsoft.com/office/drawing/2016/5/10/chartex" xmlns:cx5="http://schemas.microsoft.com/office/drawing/2016/5/11/chartex" xmlns:cx6="http://schemas.microsoft.com/office/drawing/2016/5/12/chartex" xmlns:cx7="http://schemas.microsoft.com/office/drawing/2016/5/13/chartex" xmlns:cx8="http://schemas.microsoft.com/office/drawing/2016/5/14/chartex" xmlns:mc="http://schemas.openxmlformats.org/markup-compatibility/2006" xmlns:aink="http://schemas.microsoft.com/office/drawing/2016/ink" xmlns:am3d="http://schemas.microsoft.com/office/drawing/2017/model3d" xmlns:o="urn:schemas-microsoft-com:office:office" xmlns:oel="http://schemas.microsoft.com/office/2019/extlst" xmlns:r="http://schemas.openxmlformats.org/officeDocument/2006/relationships" xmlns:m="http://schemas.openxmlformats.org/officeDocument/2006/math" xmlns:v="urn:schemas-microsoft-com:vml" xmlns:wp14="http://schemas.microsoft.com/office/word/2010/wordprocessingDrawing" xmlns:wp="http://schemas.openxmlformats.org/drawingml/2006/wordprocessingDrawing" xmlns:w10="urn:schemas-microsoft-com:office:word" xmlns:w="http://schemas.openxmlformats.org/wordprocessingml/2006/main" xmlns:w14="http://schemas.microsoft.com/office/word/2010/wordml" xmlns:w15="http://schemas.microsoft.com/office/word/2012/wordml" xmlns:w16cex="http://schemas.microsoft.com/office/word/2018/wordml/cex" xmlns:w16cid="http://schemas.microsoft.com/office/word/2016/wordml/cid" xmlns:w16="http://schemas.microsoft.com/office/word/2018/wordml" xmlns:w16du="http://schemas.microsoft.com/office/word/2023/wordml/word16du" xmlns:w16sdtdh="http://schemas.microsoft.com/office/word/2020/wordml/sdtdatahash" xmlns:w16sdtfl="http://schemas.microsoft.com/office/word/2024/wordml/sdtformatlock" xmlns:w16se="http://schemas.microsoft.com/office/word/2015/wordml/symex" xmlns:wpg="http://schemas.microsoft.com/office/word/2010/wordprocessingGroup" xmlns:wpi="http://schemas.microsoft.com/office/word/2010/wordprocessingInk" xmlns:wne="http://schemas.microsoft.com/office/word/2006/wordml" xmlns:wps="http://schemas.microsoft.com/office/word/2010/wordprocessingShape" mc:Ignorable="w14 w15 w16se w16cid w16 w16cex w16sdtdh w16sdtfl w16du wp14">
   <w:endnote w:type="separator" w:id="-1">
     <w:p>
       <w:pPr>
@@ -3148,7 +3092,7 @@
 </file>
 
 <file path=word/footer1.xml><?xml version="1.0" encoding="utf-8"?>
-<w:ftr xmlns:wpc="http://schemas.microsoft.com/office/word/2010/wordprocessingCanvas" xmlns:cx="http://schemas.microsoft.com/office/drawing/2014/chartex" xmlns:cx1="http://schemas.microsoft.com/office/drawing/2015/9/8/chartex" xmlns:cx2="http://schemas.microsoft.com/office/drawing/2015/10/21/chartex" xmlns:cx3="http://schemas.microsoft.com/office/drawing/2016/5/9/chartex" xmlns:cx4="http://schemas.microsoft.com/office/drawing/2016/5/10/chartex" xmlns:cx5="http://schemas.microsoft.com/office/drawing/2016/5/11/chartex" xmlns:cx6="http://schemas.microsoft.com/office/drawing/2016/5/12/chartex" xmlns:cx7="http://schemas.microsoft.com/office/drawing/2016/5/13/chartex" xmlns:cx8="http://schemas.microsoft.com/office/drawing/2016/5/14/chartex" xmlns:mc="http://schemas.openxmlformats.org/markup-compatibility/2006" xmlns:aink="http://schemas.microsoft.com/office/drawing/2016/ink" xmlns:am3d="http://schemas.microsoft.com/office/drawing/2017/model3d" xmlns:o="urn:schemas-microsoft-com:office:office" xmlns:oel="http://schemas.microsoft.com/office/2019/extlst" xmlns:r="http://schemas.openxmlformats.org/officeDocument/2006/relationships" xmlns:m="http://schemas.openxmlformats.org/officeDocument/2006/math" xmlns:v="urn:schemas-microsoft-com:vml" xmlns:wp14="http://schemas.microsoft.com/office/word/2010/wordprocessingDrawing" xmlns:wp="http://schemas.openxmlformats.org/drawingml/2006/wordprocessingDrawing" xmlns:w10="urn:schemas-microsoft-com:office:word" xmlns:w="http://schemas.openxmlformats.org/wordprocessingml/2006/main" xmlns:w14="http://schemas.microsoft.com/office/word/2010/wordml" xmlns:w15="http://schemas.microsoft.com/office/word/2012/wordml" xmlns:w16cex="http://schemas.microsoft.com/office/word/2018/wordml/cex" xmlns:w16cid="http://schemas.microsoft.com/office/word/2016/wordml/cid" xmlns:w16="http://schemas.microsoft.com/office/word/2018/wordml" xmlns:w16sdtdh="http://schemas.microsoft.com/office/word/2020/wordml/sdtdatahash" xmlns:w16se="http://schemas.microsoft.com/office/word/2015/wordml/symex" xmlns:wpg="http://schemas.microsoft.com/office/word/2010/wordprocessingGroup" xmlns:wpi="http://schemas.microsoft.com/office/word/2010/wordprocessingInk" xmlns:wne="http://schemas.microsoft.com/office/word/2006/wordml" xmlns:wps="http://schemas.microsoft.com/office/word/2010/wordprocessingShape" mc:Ignorable="w14 w15 w16se w16cid w16 w16cex w16sdtdh wp14">
+<w:ftr xmlns:wpc="http://schemas.microsoft.com/office/word/2010/wordprocessingCanvas" xmlns:cx="http://schemas.microsoft.com/office/drawing/2014/chartex" xmlns:cx1="http://schemas.microsoft.com/office/drawing/2015/9/8/chartex" xmlns:cx2="http://schemas.microsoft.com/office/drawing/2015/10/21/chartex" xmlns:cx3="http://schemas.microsoft.com/office/drawing/2016/5/9/chartex" xmlns:cx4="http://schemas.microsoft.com/office/drawing/2016/5/10/chartex" xmlns:cx5="http://schemas.microsoft.com/office/drawing/2016/5/11/chartex" xmlns:cx6="http://schemas.microsoft.com/office/drawing/2016/5/12/chartex" xmlns:cx7="http://schemas.microsoft.com/office/drawing/2016/5/13/chartex" xmlns:cx8="http://schemas.microsoft.com/office/drawing/2016/5/14/chartex" xmlns:mc="http://schemas.openxmlformats.org/markup-compatibility/2006" xmlns:aink="http://schemas.microsoft.com/office/drawing/2016/ink" xmlns:am3d="http://schemas.microsoft.com/office/drawing/2017/model3d" xmlns:o="urn:schemas-microsoft-com:office:office" xmlns:oel="http://schemas.microsoft.com/office/2019/extlst" xmlns:r="http://schemas.openxmlformats.org/officeDocument/2006/relationships" xmlns:m="http://schemas.openxmlformats.org/officeDocument/2006/math" xmlns:v="urn:schemas-microsoft-com:vml" xmlns:wp14="http://schemas.microsoft.com/office/word/2010/wordprocessingDrawing" xmlns:wp="http://schemas.openxmlformats.org/drawingml/2006/wordprocessingDrawing" xmlns:w10="urn:schemas-microsoft-com:office:word" xmlns:w="http://schemas.openxmlformats.org/wordprocessingml/2006/main" xmlns:w14="http://schemas.microsoft.com/office/word/2010/wordml" xmlns:w15="http://schemas.microsoft.com/office/word/2012/wordml" xmlns:w16cex="http://schemas.microsoft.com/office/word/2018/wordml/cex" xmlns:w16cid="http://schemas.microsoft.com/office/word/2016/wordml/cid" xmlns:w16="http://schemas.microsoft.com/office/word/2018/wordml" xmlns:w16du="http://schemas.microsoft.com/office/word/2023/wordml/word16du" xmlns:w16sdtdh="http://schemas.microsoft.com/office/word/2020/wordml/sdtdatahash" xmlns:w16sdtfl="http://schemas.microsoft.com/office/word/2024/wordml/sdtformatlock" xmlns:w16se="http://schemas.microsoft.com/office/word/2015/wordml/symex" xmlns:wpg="http://schemas.microsoft.com/office/word/2010/wordprocessingGroup" xmlns:wpi="http://schemas.microsoft.com/office/word/2010/wordprocessingInk" xmlns:wne="http://schemas.microsoft.com/office/word/2006/wordml" xmlns:wps="http://schemas.microsoft.com/office/word/2010/wordprocessingShape" mc:Ignorable="w14 w15 w16se w16cid w16 w16cex w16sdtdh w16sdtfl w16du wp14">
   <w:p>
     <w:pPr>
       <w:pStyle w:val="Footer"/>
@@ -3178,7 +3122,7 @@
       <w:rPr>
         <w:noProof/>
       </w:rPr>
-      <w:t>2024</w:t>
+      <w:t>2025</w:t>
     </w:r>
     <w:r>
       <w:fldChar w:fldCharType="end"/>
@@ -3277,7 +3221,7 @@
 </file>
 
 <file path=word/footer2.xml><?xml version="1.0" encoding="utf-8"?>
-<w:ftr xmlns:wpc="http://schemas.microsoft.com/office/word/2010/wordprocessingCanvas" xmlns:cx="http://schemas.microsoft.com/office/drawing/2014/chartex" xmlns:cx1="http://schemas.microsoft.com/office/drawing/2015/9/8/chartex" xmlns:cx2="http://schemas.microsoft.com/office/drawing/2015/10/21/chartex" xmlns:cx3="http://schemas.microsoft.com/office/drawing/2016/5/9/chartex" xmlns:cx4="http://schemas.microsoft.com/office/drawing/2016/5/10/chartex" xmlns:cx5="http://schemas.microsoft.com/office/drawing/2016/5/11/chartex" xmlns:cx6="http://schemas.microsoft.com/office/drawing/2016/5/12/chartex" xmlns:cx7="http://schemas.microsoft.com/office/drawing/2016/5/13/chartex" xmlns:cx8="http://schemas.microsoft.com/office/drawing/2016/5/14/chartex" xmlns:mc="http://schemas.openxmlformats.org/markup-compatibility/2006" xmlns:aink="http://schemas.microsoft.com/office/drawing/2016/ink" xmlns:am3d="http://schemas.microsoft.com/office/drawing/2017/model3d" xmlns:o="urn:schemas-microsoft-com:office:office" xmlns:oel="http://schemas.microsoft.com/office/2019/extlst" xmlns:r="http://schemas.openxmlformats.org/officeDocument/2006/relationships" xmlns:m="http://schemas.openxmlformats.org/officeDocument/2006/math" xmlns:v="urn:schemas-microsoft-com:vml" xmlns:wp14="http://schemas.microsoft.com/office/word/2010/wordprocessingDrawing" xmlns:wp="http://schemas.openxmlformats.org/drawingml/2006/wordprocessingDrawing" xmlns:w10="urn:schemas-microsoft-com:office:word" xmlns:w="http://schemas.openxmlformats.org/wordprocessingml/2006/main" xmlns:w14="http://schemas.microsoft.com/office/word/2010/wordml" xmlns:w15="http://schemas.microsoft.com/office/word/2012/wordml" xmlns:w16cex="http://schemas.microsoft.com/office/word/2018/wordml/cex" xmlns:w16cid="http://schemas.microsoft.com/office/word/2016/wordml/cid" xmlns:w16="http://schemas.microsoft.com/office/word/2018/wordml" xmlns:w16sdtdh="http://schemas.microsoft.com/office/word/2020/wordml/sdtdatahash" xmlns:w16se="http://schemas.microsoft.com/office/word/2015/wordml/symex" xmlns:wpg="http://schemas.microsoft.com/office/word/2010/wordprocessingGroup" xmlns:wpi="http://schemas.microsoft.com/office/word/2010/wordprocessingInk" xmlns:wne="http://schemas.microsoft.com/office/word/2006/wordml" xmlns:wps="http://schemas.microsoft.com/office/word/2010/wordprocessingShape" mc:Ignorable="w14 w15 w16se w16cid w16 w16cex w16sdtdh wp14">
+<w:ftr xmlns:wpc="http://schemas.microsoft.com/office/word/2010/wordprocessingCanvas" xmlns:cx="http://schemas.microsoft.com/office/drawing/2014/chartex" xmlns:cx1="http://schemas.microsoft.com/office/drawing/2015/9/8/chartex" xmlns:cx2="http://schemas.microsoft.com/office/drawing/2015/10/21/chartex" xmlns:cx3="http://schemas.microsoft.com/office/drawing/2016/5/9/chartex" xmlns:cx4="http://schemas.microsoft.com/office/drawing/2016/5/10/chartex" xmlns:cx5="http://schemas.microsoft.com/office/drawing/2016/5/11/chartex" xmlns:cx6="http://schemas.microsoft.com/office/drawing/2016/5/12/chartex" xmlns:cx7="http://schemas.microsoft.com/office/drawing/2016/5/13/chartex" xmlns:cx8="http://schemas.microsoft.com/office/drawing/2016/5/14/chartex" xmlns:mc="http://schemas.openxmlformats.org/markup-compatibility/2006" xmlns:aink="http://schemas.microsoft.com/office/drawing/2016/ink" xmlns:am3d="http://schemas.microsoft.com/office/drawing/2017/model3d" xmlns:o="urn:schemas-microsoft-com:office:office" xmlns:oel="http://schemas.microsoft.com/office/2019/extlst" xmlns:r="http://schemas.openxmlformats.org/officeDocument/2006/relationships" xmlns:m="http://schemas.openxmlformats.org/officeDocument/2006/math" xmlns:v="urn:schemas-microsoft-com:vml" xmlns:wp14="http://schemas.microsoft.com/office/word/2010/wordprocessingDrawing" xmlns:wp="http://schemas.openxmlformats.org/drawingml/2006/wordprocessingDrawing" xmlns:w10="urn:schemas-microsoft-com:office:word" xmlns:w="http://schemas.openxmlformats.org/wordprocessingml/2006/main" xmlns:w14="http://schemas.microsoft.com/office/word/2010/wordml" xmlns:w15="http://schemas.microsoft.com/office/word/2012/wordml" xmlns:w16cex="http://schemas.microsoft.com/office/word/2018/wordml/cex" xmlns:w16cid="http://schemas.microsoft.com/office/word/2016/wordml/cid" xmlns:w16="http://schemas.microsoft.com/office/word/2018/wordml" xmlns:w16du="http://schemas.microsoft.com/office/word/2023/wordml/word16du" xmlns:w16sdtdh="http://schemas.microsoft.com/office/word/2020/wordml/sdtdatahash" xmlns:w16sdtfl="http://schemas.microsoft.com/office/word/2024/wordml/sdtformatlock" xmlns:w16se="http://schemas.microsoft.com/office/word/2015/wordml/symex" xmlns:wpg="http://schemas.microsoft.com/office/word/2010/wordprocessingGroup" xmlns:wpi="http://schemas.microsoft.com/office/word/2010/wordprocessingInk" xmlns:wne="http://schemas.microsoft.com/office/word/2006/wordml" xmlns:wps="http://schemas.microsoft.com/office/word/2010/wordprocessingShape" mc:Ignorable="w14 w15 w16se w16cid w16 w16cex w16sdtdh w16sdtfl w16du wp14">
   <w:p>
     <w:pPr>
       <w:pStyle w:val="Footer"/>
@@ -3307,7 +3251,7 @@
       <w:rPr>
         <w:noProof/>
       </w:rPr>
-      <w:t>2024</w:t>
+      <w:t>2025</w:t>
     </w:r>
     <w:r>
       <w:fldChar w:fldCharType="end"/>
@@ -3406,7 +3350,7 @@
 </file>
 
 <file path=word/footnotes.xml><?xml version="1.0" encoding="utf-8"?>
-<w:footnotes xmlns:wpc="http://schemas.microsoft.com/office/word/2010/wordprocessingCanvas" xmlns:cx="http://schemas.microsoft.com/office/drawing/2014/chartex" xmlns:cx1="http://schemas.microsoft.com/office/drawing/2015/9/8/chartex" xmlns:cx2="http://schemas.microsoft.com/office/drawing/2015/10/21/chartex" xmlns:cx3="http://schemas.microsoft.com/office/drawing/2016/5/9/chartex" xmlns:cx4="http://schemas.microsoft.com/office/drawing/2016/5/10/chartex" xmlns:cx5="http://schemas.microsoft.com/office/drawing/2016/5/11/chartex" xmlns:cx6="http://schemas.microsoft.com/office/drawing/2016/5/12/chartex" xmlns:cx7="http://schemas.microsoft.com/office/drawing/2016/5/13/chartex" xmlns:cx8="http://schemas.microsoft.com/office/drawing/2016/5/14/chartex" xmlns:mc="http://schemas.openxmlformats.org/markup-compatibility/2006" xmlns:aink="http://schemas.microsoft.com/office/drawing/2016/ink" xmlns:am3d="http://schemas.microsoft.com/office/drawing/2017/model3d" xmlns:o="urn:schemas-microsoft-com:office:office" xmlns:oel="http://schemas.microsoft.com/office/2019/extlst" xmlns:r="http://schemas.openxmlformats.org/officeDocument/2006/relationships" xmlns:m="http://schemas.openxmlformats.org/officeDocument/2006/math" xmlns:v="urn:schemas-microsoft-com:vml" xmlns:wp14="http://schemas.microsoft.com/office/word/2010/wordprocessingDrawing" xmlns:wp="http://schemas.openxmlformats.org/drawingml/2006/wordprocessingDrawing" xmlns:w10="urn:schemas-microsoft-com:office:word" xmlns:w="http://schemas.openxmlformats.org/wordprocessingml/2006/main" xmlns:w14="http://schemas.microsoft.com/office/word/2010/wordml" xmlns:w15="http://schemas.microsoft.com/office/word/2012/wordml" xmlns:w16cex="http://schemas.microsoft.com/office/word/2018/wordml/cex" xmlns:w16cid="http://schemas.microsoft.com/office/word/2016/wordml/cid" xmlns:w16="http://schemas.microsoft.com/office/word/2018/wordml" xmlns:w16sdtdh="http://schemas.microsoft.com/office/word/2020/wordml/sdtdatahash" xmlns:w16se="http://schemas.microsoft.com/office/word/2015/wordml/symex" xmlns:wpg="http://schemas.microsoft.com/office/word/2010/wordprocessingGroup" xmlns:wpi="http://schemas.microsoft.com/office/word/2010/wordprocessingInk" xmlns:wne="http://schemas.microsoft.com/office/word/2006/wordml" xmlns:wps="http://schemas.microsoft.com/office/word/2010/wordprocessingShape" mc:Ignorable="w14 w15 w16se w16cid w16 w16cex w16sdtdh wp14">
+<w:footnotes xmlns:wpc="http://schemas.microsoft.com/office/word/2010/wordprocessingCanvas" xmlns:cx="http://schemas.microsoft.com/office/drawing/2014/chartex" xmlns:cx1="http://schemas.microsoft.com/office/drawing/2015/9/8/chartex" xmlns:cx2="http://schemas.microsoft.com/office/drawing/2015/10/21/chartex" xmlns:cx3="http://schemas.microsoft.com/office/drawing/2016/5/9/chartex" xmlns:cx4="http://schemas.microsoft.com/office/drawing/2016/5/10/chartex" xmlns:cx5="http://schemas.microsoft.com/office/drawing/2016/5/11/chartex" xmlns:cx6="http://schemas.microsoft.com/office/drawing/2016/5/12/chartex" xmlns:cx7="http://schemas.microsoft.com/office/drawing/2016/5/13/chartex" xmlns:cx8="http://schemas.microsoft.com/office/drawing/2016/5/14/chartex" xmlns:mc="http://schemas.openxmlformats.org/markup-compatibility/2006" xmlns:aink="http://schemas.microsoft.com/office/drawing/2016/ink" xmlns:am3d="http://schemas.microsoft.com/office/drawing/2017/model3d" xmlns:o="urn:schemas-microsoft-com:office:office" xmlns:oel="http://schemas.microsoft.com/office/2019/extlst" xmlns:r="http://schemas.openxmlformats.org/officeDocument/2006/relationships" xmlns:m="http://schemas.openxmlformats.org/officeDocument/2006/math" xmlns:v="urn:schemas-microsoft-com:vml" xmlns:wp14="http://schemas.microsoft.com/office/word/2010/wordprocessingDrawing" xmlns:wp="http://schemas.openxmlformats.org/drawingml/2006/wordprocessingDrawing" xmlns:w10="urn:schemas-microsoft-com:office:word" xmlns:w="http://schemas.openxmlformats.org/wordprocessingml/2006/main" xmlns:w14="http://schemas.microsoft.com/office/word/2010/wordml" xmlns:w15="http://schemas.microsoft.com/office/word/2012/wordml" xmlns:w16cex="http://schemas.microsoft.com/office/word/2018/wordml/cex" xmlns:w16cid="http://schemas.microsoft.com/office/word/2016/wordml/cid" xmlns:w16="http://schemas.microsoft.com/office/word/2018/wordml" xmlns:w16du="http://schemas.microsoft.com/office/word/2023/wordml/word16du" xmlns:w16sdtdh="http://schemas.microsoft.com/office/word/2020/wordml/sdtdatahash" xmlns:w16sdtfl="http://schemas.microsoft.com/office/word/2024/wordml/sdtformatlock" xmlns:w16se="http://schemas.microsoft.com/office/word/2015/wordml/symex" xmlns:wpg="http://schemas.microsoft.com/office/word/2010/wordprocessingGroup" xmlns:wpi="http://schemas.microsoft.com/office/word/2010/wordprocessingInk" xmlns:wne="http://schemas.microsoft.com/office/word/2006/wordml" xmlns:wps="http://schemas.microsoft.com/office/word/2010/wordprocessingShape" mc:Ignorable="w14 w15 w16se w16cid w16 w16cex w16sdtdh w16sdtfl w16du wp14">
   <w:footnote w:type="separator" w:id="-1">
     <w:p>
       <w:pPr>
@@ -3439,7 +3383,7 @@
 </file>
 
 <file path=word/header1.xml><?xml version="1.0" encoding="utf-8"?>
-<w:hdr xmlns:wpc="http://schemas.microsoft.com/office/word/2010/wordprocessingCanvas" xmlns:cx="http://schemas.microsoft.com/office/drawing/2014/chartex" xmlns:cx1="http://schemas.microsoft.com/office/drawing/2015/9/8/chartex" xmlns:cx2="http://schemas.microsoft.com/office/drawing/2015/10/21/chartex" xmlns:cx3="http://schemas.microsoft.com/office/drawing/2016/5/9/chartex" xmlns:cx4="http://schemas.microsoft.com/office/drawing/2016/5/10/chartex" xmlns:cx5="http://schemas.microsoft.com/office/drawing/2016/5/11/chartex" xmlns:cx6="http://schemas.microsoft.com/office/drawing/2016/5/12/chartex" xmlns:cx7="http://schemas.microsoft.com/office/drawing/2016/5/13/chartex" xmlns:cx8="http://schemas.microsoft.com/office/drawing/2016/5/14/chartex" xmlns:mc="http://schemas.openxmlformats.org/markup-compatibility/2006" xmlns:aink="http://schemas.microsoft.com/office/drawing/2016/ink" xmlns:am3d="http://schemas.microsoft.com/office/drawing/2017/model3d" xmlns:o="urn:schemas-microsoft-com:office:office" xmlns:oel="http://schemas.microsoft.com/office/2019/extlst" xmlns:r="http://schemas.openxmlformats.org/officeDocument/2006/relationships" xmlns:m="http://schemas.openxmlformats.org/officeDocument/2006/math" xmlns:v="urn:schemas-microsoft-com:vml" xmlns:wp14="http://schemas.microsoft.com/office/word/2010/wordprocessingDrawing" xmlns:wp="http://schemas.openxmlformats.org/drawingml/2006/wordprocessingDrawing" xmlns:w10="urn:schemas-microsoft-com:office:word" xmlns:w="http://schemas.openxmlformats.org/wordprocessingml/2006/main" xmlns:w14="http://schemas.microsoft.com/office/word/2010/wordml" xmlns:w15="http://schemas.microsoft.com/office/word/2012/wordml" xmlns:w16cex="http://schemas.microsoft.com/office/word/2018/wordml/cex" xmlns:w16cid="http://schemas.microsoft.com/office/word/2016/wordml/cid" xmlns:w16="http://schemas.microsoft.com/office/word/2018/wordml" xmlns:w16sdtdh="http://schemas.microsoft.com/office/word/2020/wordml/sdtdatahash" xmlns:w16se="http://schemas.microsoft.com/office/word/2015/wordml/symex" xmlns:wpg="http://schemas.microsoft.com/office/word/2010/wordprocessingGroup" xmlns:wpi="http://schemas.microsoft.com/office/word/2010/wordprocessingInk" xmlns:wne="http://schemas.microsoft.com/office/word/2006/wordml" xmlns:wps="http://schemas.microsoft.com/office/word/2010/wordprocessingShape" mc:Ignorable="w14 w15 w16se w16cid w16 w16cex w16sdtdh wp14">
+<w:hdr xmlns:wpc="http://schemas.microsoft.com/office/word/2010/wordprocessingCanvas" xmlns:cx="http://schemas.microsoft.com/office/drawing/2014/chartex" xmlns:cx1="http://schemas.microsoft.com/office/drawing/2015/9/8/chartex" xmlns:cx2="http://schemas.microsoft.com/office/drawing/2015/10/21/chartex" xmlns:cx3="http://schemas.microsoft.com/office/drawing/2016/5/9/chartex" xmlns:cx4="http://schemas.microsoft.com/office/drawing/2016/5/10/chartex" xmlns:cx5="http://schemas.microsoft.com/office/drawing/2016/5/11/chartex" xmlns:cx6="http://schemas.microsoft.com/office/drawing/2016/5/12/chartex" xmlns:cx7="http://schemas.microsoft.com/office/drawing/2016/5/13/chartex" xmlns:cx8="http://schemas.microsoft.com/office/drawing/2016/5/14/chartex" xmlns:mc="http://schemas.openxmlformats.org/markup-compatibility/2006" xmlns:aink="http://schemas.microsoft.com/office/drawing/2016/ink" xmlns:am3d="http://schemas.microsoft.com/office/drawing/2017/model3d" xmlns:o="urn:schemas-microsoft-com:office:office" xmlns:oel="http://schemas.microsoft.com/office/2019/extlst" xmlns:r="http://schemas.openxmlformats.org/officeDocument/2006/relationships" xmlns:m="http://schemas.openxmlformats.org/officeDocument/2006/math" xmlns:v="urn:schemas-microsoft-com:vml" xmlns:wp14="http://schemas.microsoft.com/office/word/2010/wordprocessingDrawing" xmlns:wp="http://schemas.openxmlformats.org/drawingml/2006/wordprocessingDrawing" xmlns:w10="urn:schemas-microsoft-com:office:word" xmlns:w="http://schemas.openxmlformats.org/wordprocessingml/2006/main" xmlns:w14="http://schemas.microsoft.com/office/word/2010/wordml" xmlns:w15="http://schemas.microsoft.com/office/word/2012/wordml" xmlns:w16cex="http://schemas.microsoft.com/office/word/2018/wordml/cex" xmlns:w16cid="http://schemas.microsoft.com/office/word/2016/wordml/cid" xmlns:w16="http://schemas.microsoft.com/office/word/2018/wordml" xmlns:w16du="http://schemas.microsoft.com/office/word/2023/wordml/word16du" xmlns:w16sdtdh="http://schemas.microsoft.com/office/word/2020/wordml/sdtdatahash" xmlns:w16sdtfl="http://schemas.microsoft.com/office/word/2024/wordml/sdtformatlock" xmlns:w16se="http://schemas.microsoft.com/office/word/2015/wordml/symex" xmlns:wpg="http://schemas.microsoft.com/office/word/2010/wordprocessingGroup" xmlns:wpi="http://schemas.microsoft.com/office/word/2010/wordprocessingInk" xmlns:wne="http://schemas.microsoft.com/office/word/2006/wordml" xmlns:wps="http://schemas.microsoft.com/office/word/2010/wordprocessingShape" mc:Ignorable="w14 w15 w16se w16cid w16 w16cex w16sdtdh w16sdtfl w16du wp14">
   <w:p>
     <w:pPr>
       <w:pStyle w:val="PageHead"/>
@@ -3458,7 +3402,7 @@
 </file>
 
 <file path=word/header2.xml><?xml version="1.0" encoding="utf-8"?>
-<w:hdr xmlns:wpc="http://schemas.microsoft.com/office/word/2010/wordprocessingCanvas" xmlns:cx="http://schemas.microsoft.com/office/drawing/2014/chartex" xmlns:cx1="http://schemas.microsoft.com/office/drawing/2015/9/8/chartex" xmlns:cx2="http://schemas.microsoft.com/office/drawing/2015/10/21/chartex" xmlns:cx3="http://schemas.microsoft.com/office/drawing/2016/5/9/chartex" xmlns:cx4="http://schemas.microsoft.com/office/drawing/2016/5/10/chartex" xmlns:cx5="http://schemas.microsoft.com/office/drawing/2016/5/11/chartex" xmlns:cx6="http://schemas.microsoft.com/office/drawing/2016/5/12/chartex" xmlns:cx7="http://schemas.microsoft.com/office/drawing/2016/5/13/chartex" xmlns:cx8="http://schemas.microsoft.com/office/drawing/2016/5/14/chartex" xmlns:mc="http://schemas.openxmlformats.org/markup-compatibility/2006" xmlns:aink="http://schemas.microsoft.com/office/drawing/2016/ink" xmlns:am3d="http://schemas.microsoft.com/office/drawing/2017/model3d" xmlns:o="urn:schemas-microsoft-com:office:office" xmlns:oel="http://schemas.microsoft.com/office/2019/extlst" xmlns:r="http://schemas.openxmlformats.org/officeDocument/2006/relationships" xmlns:m="http://schemas.openxmlformats.org/officeDocument/2006/math" xmlns:v="urn:schemas-microsoft-com:vml" xmlns:wp14="http://schemas.microsoft.com/office/word/2010/wordprocessingDrawing" xmlns:wp="http://schemas.openxmlformats.org/drawingml/2006/wordprocessingDrawing" xmlns:w10="urn:schemas-microsoft-com:office:word" xmlns:w="http://schemas.openxmlformats.org/wordprocessingml/2006/main" xmlns:w14="http://schemas.microsoft.com/office/word/2010/wordml" xmlns:w15="http://schemas.microsoft.com/office/word/2012/wordml" xmlns:w16cex="http://schemas.microsoft.com/office/word/2018/wordml/cex" xmlns:w16cid="http://schemas.microsoft.com/office/word/2016/wordml/cid" xmlns:w16="http://schemas.microsoft.com/office/word/2018/wordml" xmlns:w16sdtdh="http://schemas.microsoft.com/office/word/2020/wordml/sdtdatahash" xmlns:w16se="http://schemas.microsoft.com/office/word/2015/wordml/symex" xmlns:wpg="http://schemas.microsoft.com/office/word/2010/wordprocessingGroup" xmlns:wpi="http://schemas.microsoft.com/office/word/2010/wordprocessingInk" xmlns:wne="http://schemas.microsoft.com/office/word/2006/wordml" xmlns:wps="http://schemas.microsoft.com/office/word/2010/wordprocessingShape" mc:Ignorable="w14 w15 w16se w16cid w16 w16cex w16sdtdh wp14">
+<w:hdr xmlns:wpc="http://schemas.microsoft.com/office/word/2010/wordprocessingCanvas" xmlns:cx="http://schemas.microsoft.com/office/drawing/2014/chartex" xmlns:cx1="http://schemas.microsoft.com/office/drawing/2015/9/8/chartex" xmlns:cx2="http://schemas.microsoft.com/office/drawing/2015/10/21/chartex" xmlns:cx3="http://schemas.microsoft.com/office/drawing/2016/5/9/chartex" xmlns:cx4="http://schemas.microsoft.com/office/drawing/2016/5/10/chartex" xmlns:cx5="http://schemas.microsoft.com/office/drawing/2016/5/11/chartex" xmlns:cx6="http://schemas.microsoft.com/office/drawing/2016/5/12/chartex" xmlns:cx7="http://schemas.microsoft.com/office/drawing/2016/5/13/chartex" xmlns:cx8="http://schemas.microsoft.com/office/drawing/2016/5/14/chartex" xmlns:mc="http://schemas.openxmlformats.org/markup-compatibility/2006" xmlns:aink="http://schemas.microsoft.com/office/drawing/2016/ink" xmlns:am3d="http://schemas.microsoft.com/office/drawing/2017/model3d" xmlns:o="urn:schemas-microsoft-com:office:office" xmlns:oel="http://schemas.microsoft.com/office/2019/extlst" xmlns:r="http://schemas.openxmlformats.org/officeDocument/2006/relationships" xmlns:m="http://schemas.openxmlformats.org/officeDocument/2006/math" xmlns:v="urn:schemas-microsoft-com:vml" xmlns:wp14="http://schemas.microsoft.com/office/word/2010/wordprocessingDrawing" xmlns:wp="http://schemas.openxmlformats.org/drawingml/2006/wordprocessingDrawing" xmlns:w10="urn:schemas-microsoft-com:office:word" xmlns:w="http://schemas.openxmlformats.org/wordprocessingml/2006/main" xmlns:w14="http://schemas.microsoft.com/office/word/2010/wordml" xmlns:w15="http://schemas.microsoft.com/office/word/2012/wordml" xmlns:w16cex="http://schemas.microsoft.com/office/word/2018/wordml/cex" xmlns:w16cid="http://schemas.microsoft.com/office/word/2016/wordml/cid" xmlns:w16="http://schemas.microsoft.com/office/word/2018/wordml" xmlns:w16du="http://schemas.microsoft.com/office/word/2023/wordml/word16du" xmlns:w16sdtdh="http://schemas.microsoft.com/office/word/2020/wordml/sdtdatahash" xmlns:w16sdtfl="http://schemas.microsoft.com/office/word/2024/wordml/sdtformatlock" xmlns:w16se="http://schemas.microsoft.com/office/word/2015/wordml/symex" xmlns:wpg="http://schemas.microsoft.com/office/word/2010/wordprocessingGroup" xmlns:wpi="http://schemas.microsoft.com/office/word/2010/wordprocessingInk" xmlns:wne="http://schemas.microsoft.com/office/word/2006/wordml" xmlns:wps="http://schemas.microsoft.com/office/word/2010/wordprocessingShape" mc:Ignorable="w14 w15 w16se w16cid w16 w16cex w16sdtdh w16sdtfl w16du wp14">
   <w:p>
     <w:pPr>
       <w:pStyle w:val="Header"/>
@@ -3536,7 +3480,7 @@
 </file>
 
 <file path=word/numbering.xml><?xml version="1.0" encoding="utf-8"?>
-<w:numbering xmlns:wpc="http://schemas.microsoft.com/office/word/2010/wordprocessingCanvas" xmlns:cx="http://schemas.microsoft.com/office/drawing/2014/chartex" xmlns:cx1="http://schemas.microsoft.com/office/drawing/2015/9/8/chartex" xmlns:cx2="http://schemas.microsoft.com/office/drawing/2015/10/21/chartex" xmlns:cx3="http://schemas.microsoft.com/office/drawing/2016/5/9/chartex" xmlns:cx4="http://schemas.microsoft.com/office/drawing/2016/5/10/chartex" xmlns:cx5="http://schemas.microsoft.com/office/drawing/2016/5/11/chartex" xmlns:cx6="http://schemas.microsoft.com/office/drawing/2016/5/12/chartex" xmlns:cx7="http://schemas.microsoft.com/office/drawing/2016/5/13/chartex" xmlns:cx8="http://schemas.microsoft.com/office/drawing/2016/5/14/chartex" xmlns:mc="http://schemas.openxmlformats.org/markup-compatibility/2006" xmlns:aink="http://schemas.microsoft.com/office/drawing/2016/ink" xmlns:am3d="http://schemas.microsoft.com/office/drawing/2017/model3d" xmlns:o="urn:schemas-microsoft-com:office:office" xmlns:oel="http://schemas.microsoft.com/office/2019/extlst" xmlns:r="http://schemas.openxmlformats.org/officeDocument/2006/relationships" xmlns:m="http://schemas.openxmlformats.org/officeDocument/2006/math" xmlns:v="urn:schemas-microsoft-com:vml" xmlns:wp14="http://schemas.microsoft.com/office/word/2010/wordprocessingDrawing" xmlns:wp="http://schemas.openxmlformats.org/drawingml/2006/wordprocessingDrawing" xmlns:w10="urn:schemas-microsoft-com:office:word" xmlns:w="http://schemas.openxmlformats.org/wordprocessingml/2006/main" xmlns:w14="http://schemas.microsoft.com/office/word/2010/wordml" xmlns:w15="http://schemas.microsoft.com/office/word/2012/wordml" xmlns:w16cex="http://schemas.microsoft.com/office/word/2018/wordml/cex" xmlns:w16cid="http://schemas.microsoft.com/office/word/2016/wordml/cid" xmlns:w16="http://schemas.microsoft.com/office/word/2018/wordml" xmlns:w16sdtdh="http://schemas.microsoft.com/office/word/2020/wordml/sdtdatahash" xmlns:w16se="http://schemas.microsoft.com/office/word/2015/wordml/symex" xmlns:wpg="http://schemas.microsoft.com/office/word/2010/wordprocessingGroup" xmlns:wpi="http://schemas.microsoft.com/office/word/2010/wordprocessingInk" xmlns:wne="http://schemas.microsoft.com/office/word/2006/wordml" xmlns:wps="http://schemas.microsoft.com/office/word/2010/wordprocessingShape" mc:Ignorable="w14 w15 w16se w16cid w16 w16cex w16sdtdh wp14">
+<w:numbering xmlns:wpc="http://schemas.microsoft.com/office/word/2010/wordprocessingCanvas" xmlns:cx="http://schemas.microsoft.com/office/drawing/2014/chartex" xmlns:cx1="http://schemas.microsoft.com/office/drawing/2015/9/8/chartex" xmlns:cx2="http://schemas.microsoft.com/office/drawing/2015/10/21/chartex" xmlns:cx3="http://schemas.microsoft.com/office/drawing/2016/5/9/chartex" xmlns:cx4="http://schemas.microsoft.com/office/drawing/2016/5/10/chartex" xmlns:cx5="http://schemas.microsoft.com/office/drawing/2016/5/11/chartex" xmlns:cx6="http://schemas.microsoft.com/office/drawing/2016/5/12/chartex" xmlns:cx7="http://schemas.microsoft.com/office/drawing/2016/5/13/chartex" xmlns:cx8="http://schemas.microsoft.com/office/drawing/2016/5/14/chartex" xmlns:mc="http://schemas.openxmlformats.org/markup-compatibility/2006" xmlns:aink="http://schemas.microsoft.com/office/drawing/2016/ink" xmlns:am3d="http://schemas.microsoft.com/office/drawing/2017/model3d" xmlns:o="urn:schemas-microsoft-com:office:office" xmlns:oel="http://schemas.microsoft.com/office/2019/extlst" xmlns:r="http://schemas.openxmlformats.org/officeDocument/2006/relationships" xmlns:m="http://schemas.openxmlformats.org/officeDocument/2006/math" xmlns:v="urn:schemas-microsoft-com:vml" xmlns:wp14="http://schemas.microsoft.com/office/word/2010/wordprocessingDrawing" xmlns:wp="http://schemas.openxmlformats.org/drawingml/2006/wordprocessingDrawing" xmlns:w10="urn:schemas-microsoft-com:office:word" xmlns:w="http://schemas.openxmlformats.org/wordprocessingml/2006/main" xmlns:w14="http://schemas.microsoft.com/office/word/2010/wordml" xmlns:w15="http://schemas.microsoft.com/office/word/2012/wordml" xmlns:w16cex="http://schemas.microsoft.com/office/word/2018/wordml/cex" xmlns:w16cid="http://schemas.microsoft.com/office/word/2016/wordml/cid" xmlns:w16="http://schemas.microsoft.com/office/word/2018/wordml" xmlns:w16du="http://schemas.microsoft.com/office/word/2023/wordml/word16du" xmlns:w16sdtdh="http://schemas.microsoft.com/office/word/2020/wordml/sdtdatahash" xmlns:w16sdtfl="http://schemas.microsoft.com/office/word/2024/wordml/sdtformatlock" xmlns:w16se="http://schemas.microsoft.com/office/word/2015/wordml/symex" xmlns:wpg="http://schemas.microsoft.com/office/word/2010/wordprocessingGroup" xmlns:wpi="http://schemas.microsoft.com/office/word/2010/wordprocessingInk" xmlns:wne="http://schemas.microsoft.com/office/word/2006/wordml" xmlns:wps="http://schemas.microsoft.com/office/word/2010/wordprocessingShape" mc:Ignorable="w14 w15 w16se w16cid w16 w16cex w16sdtdh w16sdtfl w16du wp14">
   <w:abstractNum w:abstractNumId="0" w15:restartNumberingAfterBreak="0">
     <w:nsid w:val="1217228C"/>
     <w:multiLevelType w:val="multilevel"/>
@@ -4196,7 +4140,7 @@
 </file>
 
 <file path=word/styles.xml><?xml version="1.0" encoding="utf-8"?>
-<w:styles xmlns:mc="http://schemas.openxmlformats.org/markup-compatibility/2006" xmlns:r="http://schemas.openxmlformats.org/officeDocument/2006/relationships" xmlns:w="http://schemas.openxmlformats.org/wordprocessingml/2006/main" xmlns:w14="http://schemas.microsoft.com/office/word/2010/wordml" xmlns:w15="http://schemas.microsoft.com/office/word/2012/wordml" xmlns:w16cex="http://schemas.microsoft.com/office/word/2018/wordml/cex" xmlns:w16cid="http://schemas.microsoft.com/office/word/2016/wordml/cid" xmlns:w16="http://schemas.microsoft.com/office/word/2018/wordml" xmlns:w16sdtdh="http://schemas.microsoft.com/office/word/2020/wordml/sdtdatahash" xmlns:w16se="http://schemas.microsoft.com/office/word/2015/wordml/symex" mc:Ignorable="w14 w15 w16se w16cid w16 w16cex w16sdtdh">
+<w:styles xmlns:mc="http://schemas.openxmlformats.org/markup-compatibility/2006" xmlns:r="http://schemas.openxmlformats.org/officeDocument/2006/relationships" xmlns:w="http://schemas.openxmlformats.org/wordprocessingml/2006/main" xmlns:w14="http://schemas.microsoft.com/office/word/2010/wordml" xmlns:w15="http://schemas.microsoft.com/office/word/2012/wordml" xmlns:w16cex="http://schemas.microsoft.com/office/word/2018/wordml/cex" xmlns:w16cid="http://schemas.microsoft.com/office/word/2016/wordml/cid" xmlns:w16="http://schemas.microsoft.com/office/word/2018/wordml" xmlns:w16du="http://schemas.microsoft.com/office/word/2023/wordml/word16du" xmlns:w16sdtdh="http://schemas.microsoft.com/office/word/2020/wordml/sdtdatahash" xmlns:w16sdtfl="http://schemas.microsoft.com/office/word/2024/wordml/sdtformatlock" xmlns:w16se="http://schemas.microsoft.com/office/word/2015/wordml/symex" mc:Ignorable="w14 w15 w16se w16cid w16 w16cex w16sdtdh w16sdtfl w16du">
   <w:docDefaults>
     <w:rPrDefault>
       <w:rPr>
